--- a/xungdot.docx
+++ b/xungdot.docx
@@ -16,7 +16,6 @@
           <w14:ligatures w14:val="none"/>
         </w:rPr>
       </w:pPr>
-      <w:proofErr w:type="spellStart"/>
       <w:r>
         <w:rPr>
           <w:rFonts w:ascii="Times New Roman" w:eastAsia="Times New Roman" w:hAnsi="Times New Roman" w:cs="Times New Roman"/>
@@ -27,98 +26,7 @@
           <w:szCs w:val="36"/>
           <w14:ligatures w14:val="none"/>
         </w:rPr>
-        <w:t>Xử</w:t>
-      </w:r>
-      <w:proofErr w:type="spellEnd"/>
-      <w:r>
-        <w:rPr>
-          <w:rFonts w:ascii="Times New Roman" w:eastAsia="Times New Roman" w:hAnsi="Times New Roman" w:cs="Times New Roman"/>
-          <w:b/>
-          <w:bCs/>
-          <w:kern w:val="0"/>
-          <w:sz w:val="36"/>
-          <w:szCs w:val="36"/>
-          <w14:ligatures w14:val="none"/>
-        </w:rPr>
-        <w:t xml:space="preserve"> </w:t>
-      </w:r>
-      <w:proofErr w:type="spellStart"/>
-      <w:r>
-        <w:rPr>
-          <w:rFonts w:ascii="Times New Roman" w:eastAsia="Times New Roman" w:hAnsi="Times New Roman" w:cs="Times New Roman"/>
-          <w:b/>
-          <w:bCs/>
-          <w:kern w:val="0"/>
-          <w:sz w:val="36"/>
-          <w:szCs w:val="36"/>
-          <w14:ligatures w14:val="none"/>
-        </w:rPr>
-        <w:t>lý</w:t>
-      </w:r>
-      <w:proofErr w:type="spellEnd"/>
-      <w:r>
-        <w:rPr>
-          <w:rFonts w:ascii="Times New Roman" w:eastAsia="Times New Roman" w:hAnsi="Times New Roman" w:cs="Times New Roman"/>
-          <w:b/>
-          <w:bCs/>
-          <w:kern w:val="0"/>
-          <w:sz w:val="36"/>
-          <w:szCs w:val="36"/>
-          <w14:ligatures w14:val="none"/>
-        </w:rPr>
-        <w:t xml:space="preserve"> </w:t>
-      </w:r>
-      <w:proofErr w:type="spellStart"/>
-      <w:r>
-        <w:rPr>
-          <w:rFonts w:ascii="Times New Roman" w:eastAsia="Times New Roman" w:hAnsi="Times New Roman" w:cs="Times New Roman"/>
-          <w:b/>
-          <w:bCs/>
-          <w:kern w:val="0"/>
-          <w:sz w:val="36"/>
-          <w:szCs w:val="36"/>
-          <w14:ligatures w14:val="none"/>
-        </w:rPr>
-        <w:t>xung</w:t>
-      </w:r>
-      <w:proofErr w:type="spellEnd"/>
-      <w:r>
-        <w:rPr>
-          <w:rFonts w:ascii="Times New Roman" w:eastAsia="Times New Roman" w:hAnsi="Times New Roman" w:cs="Times New Roman"/>
-          <w:b/>
-          <w:bCs/>
-          <w:kern w:val="0"/>
-          <w:sz w:val="36"/>
-          <w:szCs w:val="36"/>
-          <w14:ligatures w14:val="none"/>
-        </w:rPr>
-        <w:t xml:space="preserve"> </w:t>
-      </w:r>
-      <w:proofErr w:type="spellStart"/>
-      <w:r>
-        <w:rPr>
-          <w:rFonts w:ascii="Times New Roman" w:eastAsia="Times New Roman" w:hAnsi="Times New Roman" w:cs="Times New Roman"/>
-          <w:b/>
-          <w:bCs/>
-          <w:kern w:val="0"/>
-          <w:sz w:val="36"/>
-          <w:szCs w:val="36"/>
-          <w14:ligatures w14:val="none"/>
-        </w:rPr>
-        <w:t>đột</w:t>
-      </w:r>
-      <w:proofErr w:type="spellEnd"/>
-      <w:r>
-        <w:rPr>
-          <w:rFonts w:ascii="Times New Roman" w:eastAsia="Times New Roman" w:hAnsi="Times New Roman" w:cs="Times New Roman"/>
-          <w:b/>
-          <w:bCs/>
-          <w:kern w:val="0"/>
-          <w:sz w:val="36"/>
-          <w:szCs w:val="36"/>
-          <w14:ligatures w14:val="none"/>
-        </w:rPr>
-        <w:t xml:space="preserve"> merge</w:t>
+        <w:t>Xử lý xung đột merge</w:t>
       </w:r>
     </w:p>
     <w:p>
@@ -140,29 +48,7 @@
           <w:szCs w:val="24"/>
           <w14:ligatures w14:val="none"/>
         </w:rPr>
-        <w:t xml:space="preserve">Khi merge </w:t>
-      </w:r>
-      <w:proofErr w:type="spellStart"/>
-      <w:r>
-        <w:rPr>
-          <w:rFonts w:ascii="Times New Roman" w:eastAsia="Times New Roman" w:hAnsi="Times New Roman" w:cs="Times New Roman"/>
-          <w:kern w:val="0"/>
-          <w:sz w:val="24"/>
-          <w:szCs w:val="24"/>
-          <w14:ligatures w14:val="none"/>
-        </w:rPr>
-        <w:t>có</w:t>
-      </w:r>
-      <w:proofErr w:type="spellEnd"/>
-      <w:r>
-        <w:rPr>
-          <w:rFonts w:ascii="Times New Roman" w:eastAsia="Times New Roman" w:hAnsi="Times New Roman" w:cs="Times New Roman"/>
-          <w:kern w:val="0"/>
-          <w:sz w:val="24"/>
-          <w:szCs w:val="24"/>
-          <w14:ligatures w14:val="none"/>
-        </w:rPr>
-        <w:t xml:space="preserve"> conflict:</w:t>
+        <w:t>Khi merge có conflict:</w:t>
       </w:r>
     </w:p>
     <w:p>
@@ -202,73 +88,7 @@
           <w:szCs w:val="20"/>
           <w14:ligatures w14:val="none"/>
         </w:rPr>
-        <w:t xml:space="preserve"># </w:t>
-      </w:r>
-      <w:proofErr w:type="spellStart"/>
-      <w:r>
-        <w:rPr>
-          <w:rFonts w:ascii="Courier New" w:eastAsia="Times New Roman" w:hAnsi="Courier New" w:cs="Courier New"/>
-          <w:kern w:val="0"/>
-          <w:sz w:val="20"/>
-          <w:szCs w:val="20"/>
-          <w14:ligatures w14:val="none"/>
-        </w:rPr>
-        <w:t>sau</w:t>
-      </w:r>
-      <w:proofErr w:type="spellEnd"/>
-      <w:r>
-        <w:rPr>
-          <w:rFonts w:ascii="Courier New" w:eastAsia="Times New Roman" w:hAnsi="Courier New" w:cs="Courier New"/>
-          <w:kern w:val="0"/>
-          <w:sz w:val="20"/>
-          <w:szCs w:val="20"/>
-          <w14:ligatures w14:val="none"/>
-        </w:rPr>
-        <w:t xml:space="preserve"> git merge ... </w:t>
-      </w:r>
-      <w:proofErr w:type="spellStart"/>
-      <w:r>
-        <w:rPr>
-          <w:rFonts w:ascii="Courier New" w:eastAsia="Times New Roman" w:hAnsi="Courier New" w:cs="Courier New"/>
-          <w:kern w:val="0"/>
-          <w:sz w:val="20"/>
-          <w:szCs w:val="20"/>
-          <w14:ligatures w14:val="none"/>
-        </w:rPr>
-        <w:t>nếu</w:t>
-      </w:r>
-      <w:proofErr w:type="spellEnd"/>
-      <w:r>
-        <w:rPr>
-          <w:rFonts w:ascii="Courier New" w:eastAsia="Times New Roman" w:hAnsi="Courier New" w:cs="Courier New"/>
-          <w:kern w:val="0"/>
-          <w:sz w:val="20"/>
-          <w:szCs w:val="20"/>
-          <w14:ligatures w14:val="none"/>
-        </w:rPr>
-        <w:t xml:space="preserve"> </w:t>
-      </w:r>
-      <w:proofErr w:type="spellStart"/>
-      <w:r>
-        <w:rPr>
-          <w:rFonts w:ascii="Courier New" w:eastAsia="Times New Roman" w:hAnsi="Courier New" w:cs="Courier New"/>
-          <w:kern w:val="0"/>
-          <w:sz w:val="20"/>
-          <w:szCs w:val="20"/>
-          <w14:ligatures w14:val="none"/>
-        </w:rPr>
-        <w:t>có</w:t>
-      </w:r>
-      <w:proofErr w:type="spellEnd"/>
-      <w:r>
-        <w:rPr>
-          <w:rFonts w:ascii="Courier New" w:eastAsia="Times New Roman" w:hAnsi="Courier New" w:cs="Courier New"/>
-          <w:kern w:val="0"/>
-          <w:sz w:val="20"/>
-          <w:szCs w:val="20"/>
-          <w14:ligatures w14:val="none"/>
-        </w:rPr>
-        <w:t xml:space="preserve"> conflict:</w:t>
+        <w:t># sau git merge ... nếu có conflict:</w:t>
       </w:r>
     </w:p>
     <w:p>
@@ -308,42 +128,8 @@
           <w:szCs w:val="20"/>
           <w14:ligatures w14:val="none"/>
         </w:rPr>
-        <w:t xml:space="preserve">git status                      # </w:t>
-      </w:r>
-      <w:proofErr w:type="spellStart"/>
-      <w:r>
-        <w:rPr>
-          <w:rFonts w:ascii="Courier New" w:eastAsia="Times New Roman" w:hAnsi="Courier New" w:cs="Courier New"/>
-          <w:kern w:val="0"/>
-          <w:sz w:val="20"/>
-          <w:szCs w:val="20"/>
-          <w14:ligatures w14:val="none"/>
-        </w:rPr>
-        <w:t>thấy</w:t>
-      </w:r>
-      <w:proofErr w:type="spellEnd"/>
-      <w:r>
-        <w:rPr>
-          <w:rFonts w:ascii="Courier New" w:eastAsia="Times New Roman" w:hAnsi="Courier New" w:cs="Courier New"/>
-          <w:kern w:val="0"/>
-          <w:sz w:val="20"/>
-          <w:szCs w:val="20"/>
-          <w14:ligatures w14:val="none"/>
-        </w:rPr>
-        <w:t xml:space="preserve"> file </w:t>
-      </w:r>
-      <w:proofErr w:type="gramStart"/>
-      <w:r>
-        <w:rPr>
-          <w:rFonts w:ascii="Courier New" w:eastAsia="Times New Roman" w:hAnsi="Courier New" w:cs="Courier New"/>
-          <w:kern w:val="0"/>
-          <w:sz w:val="20"/>
-          <w:szCs w:val="20"/>
-          <w14:ligatures w14:val="none"/>
-        </w:rPr>
-        <w:t>conflicted</w:t>
-      </w:r>
-      <w:proofErr w:type="gramEnd"/>
+        <w:t>git status                      # thấy file conflicted</w:t>
+      </w:r>
     </w:p>
     <w:p>
       <w:pPr>
@@ -382,152 +168,8 @@
           <w:szCs w:val="20"/>
           <w14:ligatures w14:val="none"/>
         </w:rPr>
-        <w:t xml:space="preserve"># </w:t>
-      </w:r>
-      <w:proofErr w:type="spellStart"/>
-      <w:r>
-        <w:rPr>
-          <w:rFonts w:ascii="Courier New" w:eastAsia="Times New Roman" w:hAnsi="Courier New" w:cs="Courier New"/>
-          <w:kern w:val="0"/>
-          <w:sz w:val="20"/>
-          <w:szCs w:val="20"/>
-          <w14:ligatures w14:val="none"/>
-        </w:rPr>
-        <w:t>mở</w:t>
-      </w:r>
-      <w:proofErr w:type="spellEnd"/>
-      <w:r>
-        <w:rPr>
-          <w:rFonts w:ascii="Courier New" w:eastAsia="Times New Roman" w:hAnsi="Courier New" w:cs="Courier New"/>
-          <w:kern w:val="0"/>
-          <w:sz w:val="20"/>
-          <w:szCs w:val="20"/>
-          <w14:ligatures w14:val="none"/>
-        </w:rPr>
-        <w:t xml:space="preserve"> file, </w:t>
-      </w:r>
-      <w:proofErr w:type="spellStart"/>
-      <w:r>
-        <w:rPr>
-          <w:rFonts w:ascii="Courier New" w:eastAsia="Times New Roman" w:hAnsi="Courier New" w:cs="Courier New"/>
-          <w:kern w:val="0"/>
-          <w:sz w:val="20"/>
-          <w:szCs w:val="20"/>
-          <w14:ligatures w14:val="none"/>
-        </w:rPr>
-        <w:t>sửa</w:t>
-      </w:r>
-      <w:proofErr w:type="spellEnd"/>
-      <w:r>
-        <w:rPr>
-          <w:rFonts w:ascii="Courier New" w:eastAsia="Times New Roman" w:hAnsi="Courier New" w:cs="Courier New"/>
-          <w:kern w:val="0"/>
-          <w:sz w:val="20"/>
-          <w:szCs w:val="20"/>
-          <w14:ligatures w14:val="none"/>
-        </w:rPr>
-        <w:t xml:space="preserve"> </w:t>
-      </w:r>
-      <w:proofErr w:type="spellStart"/>
-      <w:r>
-        <w:rPr>
-          <w:rFonts w:ascii="Courier New" w:eastAsia="Times New Roman" w:hAnsi="Courier New" w:cs="Courier New"/>
-          <w:kern w:val="0"/>
-          <w:sz w:val="20"/>
-          <w:szCs w:val="20"/>
-          <w14:ligatures w14:val="none"/>
-        </w:rPr>
-        <w:t>dấu</w:t>
-      </w:r>
-      <w:proofErr w:type="spellEnd"/>
-      <w:r>
-        <w:rPr>
-          <w:rFonts w:ascii="Courier New" w:eastAsia="Times New Roman" w:hAnsi="Courier New" w:cs="Courier New"/>
-          <w:kern w:val="0"/>
-          <w:sz w:val="20"/>
-          <w:szCs w:val="20"/>
-          <w14:ligatures w14:val="none"/>
-        </w:rPr>
-        <w:t xml:space="preserve"> &lt;&lt;&lt;&lt; &gt;&gt;&gt;&gt; </w:t>
-      </w:r>
-      <w:proofErr w:type="spellStart"/>
-      <w:r>
-        <w:rPr>
-          <w:rFonts w:ascii="Courier New" w:eastAsia="Times New Roman" w:hAnsi="Courier New" w:cs="Courier New"/>
-          <w:kern w:val="0"/>
-          <w:sz w:val="20"/>
-          <w:szCs w:val="20"/>
-          <w14:ligatures w14:val="none"/>
-        </w:rPr>
-        <w:t>để</w:t>
-      </w:r>
-      <w:proofErr w:type="spellEnd"/>
-      <w:r>
-        <w:rPr>
-          <w:rFonts w:ascii="Courier New" w:eastAsia="Times New Roman" w:hAnsi="Courier New" w:cs="Courier New"/>
-          <w:kern w:val="0"/>
-          <w:sz w:val="20"/>
-          <w:szCs w:val="20"/>
-          <w14:ligatures w14:val="none"/>
-        </w:rPr>
-        <w:t xml:space="preserve"> </w:t>
-      </w:r>
-      <w:proofErr w:type="spellStart"/>
-      <w:r>
-        <w:rPr>
-          <w:rFonts w:ascii="Courier New" w:eastAsia="Times New Roman" w:hAnsi="Courier New" w:cs="Courier New"/>
-          <w:kern w:val="0"/>
-          <w:sz w:val="20"/>
-          <w:szCs w:val="20"/>
-          <w14:ligatures w14:val="none"/>
-        </w:rPr>
-        <w:t>giữ</w:t>
-      </w:r>
-      <w:proofErr w:type="spellEnd"/>
-      <w:r>
-        <w:rPr>
-          <w:rFonts w:ascii="Courier New" w:eastAsia="Times New Roman" w:hAnsi="Courier New" w:cs="Courier New"/>
-          <w:kern w:val="0"/>
-          <w:sz w:val="20"/>
-          <w:szCs w:val="20"/>
-          <w14:ligatures w14:val="none"/>
-        </w:rPr>
-        <w:t xml:space="preserve"> </w:t>
-      </w:r>
-      <w:proofErr w:type="spellStart"/>
-      <w:r>
-        <w:rPr>
-          <w:rFonts w:ascii="Courier New" w:eastAsia="Times New Roman" w:hAnsi="Courier New" w:cs="Courier New"/>
-          <w:kern w:val="0"/>
-          <w:sz w:val="20"/>
-          <w:szCs w:val="20"/>
-          <w14:ligatures w14:val="none"/>
-        </w:rPr>
-        <w:t>nội</w:t>
-      </w:r>
-      <w:proofErr w:type="spellEnd"/>
-      <w:r>
-        <w:rPr>
-          <w:rFonts w:ascii="Courier New" w:eastAsia="Times New Roman" w:hAnsi="Courier New" w:cs="Courier New"/>
-          <w:kern w:val="0"/>
-          <w:sz w:val="20"/>
-          <w:szCs w:val="20"/>
-          <w14:ligatures w14:val="none"/>
-        </w:rPr>
-        <w:t xml:space="preserve"> dung </w:t>
-      </w:r>
-      <w:proofErr w:type="spellStart"/>
-      <w:r>
-        <w:rPr>
-          <w:rFonts w:ascii="Courier New" w:eastAsia="Times New Roman" w:hAnsi="Courier New" w:cs="Courier New"/>
-          <w:kern w:val="0"/>
-          <w:sz w:val="20"/>
-          <w:szCs w:val="20"/>
-          <w14:ligatures w14:val="none"/>
-        </w:rPr>
-        <w:t>đúng</w:t>
-      </w:r>
-      <w:proofErr w:type="spellEnd"/>
+        <w:t># mở file, sửa dấu &lt;&lt;&lt;&lt; &gt;&gt;&gt;&gt; để giữ nội dung đúng</w:t>
+      </w:r>
     </w:p>
     <w:p>
       <w:pPr>
@@ -566,32 +208,8 @@
           <w:szCs w:val="20"/>
           <w14:ligatures w14:val="none"/>
         </w:rPr>
-        <w:t xml:space="preserve">git add </w:t>
-      </w:r>
-      <w:proofErr w:type="spellStart"/>
-      <w:r>
-        <w:rPr>
-          <w:rFonts w:ascii="Courier New" w:eastAsia="Times New Roman" w:hAnsi="Courier New" w:cs="Courier New"/>
-          <w:kern w:val="0"/>
-          <w:sz w:val="20"/>
-          <w:szCs w:val="20"/>
-          <w14:ligatures w14:val="none"/>
-        </w:rPr>
-        <w:t>file_</w:t>
-      </w:r>
-      <w:proofErr w:type="gramStart"/>
-      <w:r>
-        <w:rPr>
-          <w:rFonts w:ascii="Courier New" w:eastAsia="Times New Roman" w:hAnsi="Courier New" w:cs="Courier New"/>
-          <w:kern w:val="0"/>
-          <w:sz w:val="20"/>
-          <w:szCs w:val="20"/>
-          <w14:ligatures w14:val="none"/>
-        </w:rPr>
-        <w:t>conflicted</w:t>
-      </w:r>
-      <w:proofErr w:type="spellEnd"/>
-      <w:proofErr w:type="gramEnd"/>
+        <w:t>git add file_conflicted</w:t>
+      </w:r>
     </w:p>
     <w:p>
       <w:pPr>
@@ -630,64 +248,56 @@
           <w:szCs w:val="20"/>
           <w14:ligatures w14:val="none"/>
         </w:rPr>
-        <w:t xml:space="preserve">git commit                      # commit merge </w:t>
-      </w:r>
-      <w:proofErr w:type="spellStart"/>
-      <w:r>
-        <w:rPr>
-          <w:rFonts w:ascii="Courier New" w:eastAsia="Times New Roman" w:hAnsi="Courier New" w:cs="Courier New"/>
-          <w:kern w:val="0"/>
-          <w:sz w:val="20"/>
-          <w:szCs w:val="20"/>
-          <w14:ligatures w14:val="none"/>
-        </w:rPr>
-        <w:t>sau</w:t>
-      </w:r>
-      <w:proofErr w:type="spellEnd"/>
-      <w:r>
-        <w:rPr>
-          <w:rFonts w:ascii="Courier New" w:eastAsia="Times New Roman" w:hAnsi="Courier New" w:cs="Courier New"/>
-          <w:kern w:val="0"/>
-          <w:sz w:val="20"/>
-          <w:szCs w:val="20"/>
-          <w14:ligatures w14:val="none"/>
-        </w:rPr>
-        <w:t xml:space="preserve"> </w:t>
-      </w:r>
-      <w:proofErr w:type="spellStart"/>
-      <w:r>
-        <w:rPr>
-          <w:rFonts w:ascii="Courier New" w:eastAsia="Times New Roman" w:hAnsi="Courier New" w:cs="Courier New"/>
-          <w:kern w:val="0"/>
-          <w:sz w:val="20"/>
-          <w:szCs w:val="20"/>
-          <w14:ligatures w14:val="none"/>
-        </w:rPr>
-        <w:t>khi</w:t>
-      </w:r>
-      <w:proofErr w:type="spellEnd"/>
-      <w:r>
-        <w:rPr>
-          <w:rFonts w:ascii="Courier New" w:eastAsia="Times New Roman" w:hAnsi="Courier New" w:cs="Courier New"/>
-          <w:kern w:val="0"/>
-          <w:sz w:val="20"/>
-          <w:szCs w:val="20"/>
-          <w14:ligatures w14:val="none"/>
-        </w:rPr>
-        <w:t xml:space="preserve"> </w:t>
-      </w:r>
-      <w:proofErr w:type="gramStart"/>
-      <w:r>
-        <w:rPr>
-          <w:rFonts w:ascii="Courier New" w:eastAsia="Times New Roman" w:hAnsi="Courier New" w:cs="Courier New"/>
-          <w:kern w:val="0"/>
-          <w:sz w:val="20"/>
-          <w:szCs w:val="20"/>
-          <w14:ligatures w14:val="none"/>
-        </w:rPr>
-        <w:t>resolve</w:t>
-      </w:r>
-      <w:proofErr w:type="gramEnd"/>
+        <w:t>git commit                      # commit merge sau khi resolve</w:t>
+      </w:r>
+    </w:p>
+    <w:p/>
+    <w:p>
+      <w:r>
+        <w:t>cách chạy file c++</w:t>
+      </w:r>
+    </w:p>
+    <w:p>
+      <w:pPr>
+        <w:pStyle w:val="HTMLPreformatted"/>
+        <w:rPr>
+          <w:rStyle w:val="HTMLCode"/>
+        </w:rPr>
+      </w:pPr>
+      <w:r>
+        <w:rPr>
+          <w:rStyle w:val="HTMLCode"/>
+        </w:rPr>
+        <w:t xml:space="preserve">g++ -o calculator calculator.cpp  </w:t>
+      </w:r>
+      <w:r>
+        <w:rPr>
+          <w:rStyle w:val="hljs-comment"/>
+        </w:rPr>
+        <w:t># biên dịch chương trình</w:t>
+      </w:r>
+    </w:p>
+    <w:p>
+      <w:pPr>
+        <w:pStyle w:val="HTMLPreformatted"/>
+      </w:pPr>
+      <w:r>
+        <w:rPr>
+          <w:rStyle w:val="HTMLCode"/>
+        </w:rPr>
+        <w:t xml:space="preserve">./calculator                      </w:t>
+      </w:r>
+      <w:r>
+        <w:rPr>
+          <w:rStyle w:val="hljs-comment"/>
+        </w:rPr>
+        <w:t># chạy chương trình</w:t>
+      </w:r>
+    </w:p>
+    <w:p>
+      <w:r>
+        <w:t xml:space="preserve"> Cách chạy file sh</w:t>
+      </w:r>
     </w:p>
     <w:p/>
     <w:sectPr>
@@ -1129,6 +739,76 @@
     <w:semiHidden/>
     <w:unhideWhenUsed/>
   </w:style>
+  <w:style w:type="paragraph" w:styleId="HTMLPreformatted">
+    <w:name w:val="HTML Preformatted"/>
+    <w:basedOn w:val="Normal"/>
+    <w:link w:val="HTMLPreformattedChar"/>
+    <w:uiPriority w:val="99"/>
+    <w:semiHidden/>
+    <w:unhideWhenUsed/>
+    <w:rsid w:val="003E3878"/>
+    <w:pPr>
+      <w:tabs>
+        <w:tab w:val="left" w:pos="916"/>
+        <w:tab w:val="left" w:pos="1832"/>
+        <w:tab w:val="left" w:pos="2748"/>
+        <w:tab w:val="left" w:pos="3664"/>
+        <w:tab w:val="left" w:pos="4580"/>
+        <w:tab w:val="left" w:pos="5496"/>
+        <w:tab w:val="left" w:pos="6412"/>
+        <w:tab w:val="left" w:pos="7328"/>
+        <w:tab w:val="left" w:pos="8244"/>
+        <w:tab w:val="left" w:pos="9160"/>
+        <w:tab w:val="left" w:pos="10076"/>
+        <w:tab w:val="left" w:pos="10992"/>
+        <w:tab w:val="left" w:pos="11908"/>
+        <w:tab w:val="left" w:pos="12824"/>
+        <w:tab w:val="left" w:pos="13740"/>
+        <w:tab w:val="left" w:pos="14656"/>
+      </w:tabs>
+      <w:spacing w:after="0" w:line="240" w:lineRule="auto"/>
+    </w:pPr>
+    <w:rPr>
+      <w:rFonts w:ascii="Courier New" w:eastAsia="Times New Roman" w:hAnsi="Courier New" w:cs="Courier New"/>
+      <w:kern w:val="0"/>
+      <w:sz w:val="20"/>
+      <w:szCs w:val="20"/>
+      <w14:ligatures w14:val="none"/>
+    </w:rPr>
+  </w:style>
+  <w:style w:type="character" w:customStyle="1" w:styleId="HTMLPreformattedChar">
+    <w:name w:val="HTML Preformatted Char"/>
+    <w:basedOn w:val="DefaultParagraphFont"/>
+    <w:link w:val="HTMLPreformatted"/>
+    <w:uiPriority w:val="99"/>
+    <w:semiHidden/>
+    <w:rsid w:val="003E3878"/>
+    <w:rPr>
+      <w:rFonts w:ascii="Courier New" w:eastAsia="Times New Roman" w:hAnsi="Courier New" w:cs="Courier New"/>
+      <w:kern w:val="0"/>
+      <w:sz w:val="20"/>
+      <w:szCs w:val="20"/>
+      <w14:ligatures w14:val="none"/>
+    </w:rPr>
+  </w:style>
+  <w:style w:type="character" w:styleId="HTMLCode">
+    <w:name w:val="HTML Code"/>
+    <w:basedOn w:val="DefaultParagraphFont"/>
+    <w:uiPriority w:val="99"/>
+    <w:semiHidden/>
+    <w:unhideWhenUsed/>
+    <w:rsid w:val="003E3878"/>
+    <w:rPr>
+      <w:rFonts w:ascii="Courier New" w:eastAsia="Times New Roman" w:hAnsi="Courier New" w:cs="Courier New"/>
+      <w:sz w:val="20"/>
+      <w:szCs w:val="20"/>
+    </w:rPr>
+  </w:style>
+  <w:style w:type="character" w:customStyle="1" w:styleId="hljs-comment">
+    <w:name w:val="hljs-comment"/>
+    <w:basedOn w:val="DefaultParagraphFont"/>
+    <w:rsid w:val="003E3878"/>
+  </w:style>
 </w:styles>
 </file>
 
